--- a/reports_output/tools_equipment_1_2026.docx
+++ b/reports_output/tools_equipment_1_2026.docx
@@ -41,7 +41,7 @@
         </w:rPr>
       </w:pPr>
       <w:r>
-        <w:t>Date &amp; Time Generated: 2026-01-09 19:31:55</w:t>
+        <w:t>Date &amp; Time Generated: 2026-01-13 14:52:00</w:t>
       </w:r>
     </w:p>
     <w:p>
@@ -95,7 +95,7 @@
         </w:rPr>
       </w:pPr>
       <w:r>
-        <w:t>TOOLA AND EQUIPMENT REPORT AS OF January 2026</w:t>
+        <w:t>TOOLS AND EQUIPMENT REPORT AS OF January 2026</w:t>
         <w:br/>
       </w:r>
     </w:p>
@@ -403,6 +403,48 @@
           </w:p>
         </w:tc>
       </w:tr>
+      <w:tr>
+        <w:tc>
+          <w:tcPr>
+            <w:tcW w:type="dxa" w:w="2117"/>
+          </w:tcPr>
+          <w:p>
+            <w:r>
+              <w:t>Impact Wrench</w:t>
+            </w:r>
+          </w:p>
+        </w:tc>
+        <w:tc>
+          <w:tcPr>
+            <w:tcW w:type="dxa" w:w="1627"/>
+          </w:tcPr>
+          <w:p>
+            <w:r>
+              <w:t>DSF</w:t>
+            </w:r>
+          </w:p>
+        </w:tc>
+        <w:tc>
+          <w:tcPr>
+            <w:tcW w:type="dxa" w:w="2342"/>
+          </w:tcPr>
+          <w:p>
+            <w:r>
+              <w:t>34</w:t>
+            </w:r>
+          </w:p>
+        </w:tc>
+        <w:tc>
+          <w:tcPr>
+            <w:tcW w:type="dxa" w:w="1402"/>
+          </w:tcPr>
+          <w:p>
+            <w:r>
+              <w:t>Fair</w:t>
+            </w:r>
+          </w:p>
+        </w:tc>
+      </w:tr>
     </w:tbl>
     <w:p>
       <w:pPr>
@@ -549,7 +591,7 @@
         </w:rPr>
       </w:pPr>
       <w:r>
-        <w:t>Total Tools &amp; Equipment Items: 3</w:t>
+        <w:t>Total Tools &amp; Equipment Items: 4</w:t>
       </w:r>
     </w:p>
     <w:p>
@@ -609,7 +651,7 @@
         </w:rPr>
       </w:pPr>
       <w:r>
-        <w:t>Total Number of Fair Items: 0</w:t>
+        <w:t>Total Number of Fair Items: 1</w:t>
       </w:r>
     </w:p>
     <w:p>
@@ -649,30 +691,7 @@
         </w:rPr>
       </w:pPr>
       <w:r>
-        <w:rPr>
-          <w:rFonts w:ascii="Arial" w:eastAsia="Arial" w:hAnsi="Arial" w:cs="Arial"/>
-        </w:rPr>
-        <w:t xml:space="preserve">Tool with Most Quantity: </w:t>
-      </w:r>
-      <w:r>
-        <w:rPr>
-          <w:rFonts w:ascii="Arial" w:eastAsia="Arial" w:hAnsi="Arial" w:cs="Arial"/>
-        </w:rPr>
-        <w:t>{</w:t>
-      </w:r>
-      <w:proofErr w:type="spellStart"/>
-      <w:r>
-        <w:rPr>
-          <w:rFonts w:ascii="Arial" w:eastAsia="Arial" w:hAnsi="Arial" w:cs="Arial"/>
-        </w:rPr>
-        <w:t>most_qty</w:t>
-      </w:r>
-      <w:proofErr w:type="spellEnd"/>
-      <w:r>
-        <w:rPr>
-          <w:rFonts w:ascii="Arial" w:eastAsia="Arial" w:hAnsi="Arial" w:cs="Arial"/>
-        </w:rPr>
-        <w:t>}}</w:t>
+        <w:t>Tool with Most Quantity: Impact Wrench (34)</w:t>
       </w:r>
     </w:p>
     <w:p>
@@ -692,7 +711,7 @@
         </w:rPr>
       </w:pPr>
       <w:r>
-        <w:t>Tool with Lowest Quantity: ('Diagnostic Scanner', 3)</w:t>
+        <w:t>Tool with Lowest Quantity: Diagnostic Scanner (3)</w:t>
       </w:r>
     </w:p>
     <w:p>
@@ -1098,27 +1117,7 @@
         <w:sz w:val="22"/>
         <w:szCs w:val="22"/>
       </w:rPr>
-      <w:t xml:space="preserve">PUP A. Mabini Campus, </w:t>
-    </w:r>
-    <w:proofErr w:type="spellStart"/>
-    <w:r>
-      <w:rPr>
-        <w:rFonts w:ascii="Times New Roman" w:eastAsia="Times New Roman" w:hAnsi="Times New Roman" w:cs="Times New Roman"/>
-        <w:color w:val="000000"/>
-        <w:sz w:val="22"/>
-        <w:szCs w:val="22"/>
-      </w:rPr>
-      <w:t>Anonas</w:t>
-    </w:r>
-    <w:proofErr w:type="spellEnd"/>
-    <w:r>
-      <w:rPr>
-        <w:rFonts w:ascii="Times New Roman" w:eastAsia="Times New Roman" w:hAnsi="Times New Roman" w:cs="Times New Roman"/>
-        <w:color w:val="000000"/>
-        <w:sz w:val="22"/>
-        <w:szCs w:val="22"/>
-      </w:rPr>
-      <w:t xml:space="preserve"> Street, Sta. Mesa, Manila 1016</w:t>
+      <w:t>PUP A. Mabini Campus, Anonas Street, Sta. Mesa, Manila 1016</w:t>
     </w:r>
   </w:p>
   <w:p>

--- a/reports_output/tools_equipment_1_2026.docx
+++ b/reports_output/tools_equipment_1_2026.docx
@@ -28,20 +28,20 @@
         </w:rPr>
       </w:pPr>
       <w:r>
-        <w:t>Generated by: Admin</w:t>
-      </w:r>
-    </w:p>
-    <w:p>
-      <w:pPr>
-        <w:keepNext/>
-        <w:spacing w:after="0" w:line="240" w:lineRule="auto"/>
-        <w:jc w:val="both"/>
-        <w:rPr>
-          <w:rFonts w:ascii="Arial" w:eastAsia="Arial" w:hAnsi="Arial" w:cs="Arial"/>
-        </w:rPr>
-      </w:pPr>
-      <w:r>
-        <w:t>Date &amp; Time Generated: 2026-01-13 14:52:00</w:t>
+        <w:t>Generated by: Secretary</w:t>
+      </w:r>
+    </w:p>
+    <w:p>
+      <w:pPr>
+        <w:keepNext/>
+        <w:spacing w:after="0" w:line="240" w:lineRule="auto"/>
+        <w:jc w:val="both"/>
+        <w:rPr>
+          <w:rFonts w:ascii="Arial" w:eastAsia="Arial" w:hAnsi="Arial" w:cs="Arial"/>
+        </w:rPr>
+      </w:pPr>
+      <w:r>
+        <w:t>Date &amp; Time Generated: 2026-02-26 21:39:03</w:t>
       </w:r>
     </w:p>
     <w:p>
@@ -611,7 +611,7 @@
         </w:rPr>
       </w:pPr>
       <w:r>
-        <w:t>Total Number of Excellent Items: 0</w:t>
+        <w:t>Total Number of Excellent Items: 1</w:t>
       </w:r>
     </w:p>
     <w:p>
